--- a/Module 9/Assignment_Answer.docx
+++ b/Module 9/Assignment_Answer.docx
@@ -817,16 +817,7 @@
                 <w:sz w:val="24"/>
                 <w:szCs w:val="24"/>
               </w:rPr>
-              <w:t>Order contro</w:t>
-            </w:r>
-            <w:r>
-              <w:rPr>
-                <w:b/>
-                <w:bCs/>
-                <w:sz w:val="24"/>
-                <w:szCs w:val="24"/>
-              </w:rPr>
-              <w:t>l</w:t>
+              <w:t>Order control</w:t>
             </w:r>
           </w:p>
         </w:tc>
@@ -1714,6 +1705,7 @@
     <w:p>
       <w:pPr>
         <w:pStyle w:val="ListParagraph"/>
+        <w:spacing w:after="0"/>
         <w:jc w:val="both"/>
         <w:rPr>
           <w:sz w:val="24"/>
@@ -1721,8 +1713,335 @@
         </w:rPr>
       </w:pPr>
     </w:p>
+    <w:p>
+      <w:pPr>
+        <w:pStyle w:val="ListParagraph"/>
+        <w:spacing w:after="0"/>
+        <w:jc w:val="both"/>
+        <w:rPr>
+          <w:sz w:val="24"/>
+          <w:szCs w:val="24"/>
+        </w:rPr>
+      </w:pPr>
+      <w:r>
+        <w:rPr>
+          <w:sz w:val="24"/>
+          <w:szCs w:val="24"/>
+        </w:rPr>
+        <w:drawing>
+          <wp:inline distT="0" distB="0" distL="0" distR="0" wp14:anchorId="625BE20E" wp14:editId="07236CAF">
+            <wp:extent cx="5731510" cy="3218815"/>
+            <wp:effectExtent l="0" t="0" r="2540" b="635"/>
+            <wp:docPr id="1150373692" name="Picture 1"/>
+            <wp:cNvGraphicFramePr>
+              <a:graphicFrameLocks xmlns:a="http://schemas.openxmlformats.org/drawingml/2006/main" noChangeAspect="1"/>
+            </wp:cNvGraphicFramePr>
+            <a:graphic xmlns:a="http://schemas.openxmlformats.org/drawingml/2006/main">
+              <a:graphicData uri="http://schemas.openxmlformats.org/drawingml/2006/picture">
+                <pic:pic xmlns:pic="http://schemas.openxmlformats.org/drawingml/2006/picture">
+                  <pic:nvPicPr>
+                    <pic:cNvPr id="1150373692" name=""/>
+                    <pic:cNvPicPr/>
+                  </pic:nvPicPr>
+                  <pic:blipFill>
+                    <a:blip r:embed="rId7"/>
+                    <a:stretch>
+                      <a:fillRect/>
+                    </a:stretch>
+                  </pic:blipFill>
+                  <pic:spPr>
+                    <a:xfrm>
+                      <a:off x="0" y="0"/>
+                      <a:ext cx="5731510" cy="3218815"/>
+                    </a:xfrm>
+                    <a:prstGeom prst="rect">
+                      <a:avLst/>
+                    </a:prstGeom>
+                  </pic:spPr>
+                </pic:pic>
+              </a:graphicData>
+            </a:graphic>
+          </wp:inline>
+        </w:drawing>
+      </w:r>
+    </w:p>
+    <w:p>
+      <w:pPr>
+        <w:pStyle w:val="ListParagraph"/>
+        <w:spacing w:after="0"/>
+        <w:jc w:val="both"/>
+        <w:rPr>
+          <w:sz w:val="24"/>
+          <w:szCs w:val="24"/>
+        </w:rPr>
+      </w:pPr>
+    </w:p>
+    <w:p>
+      <w:pPr>
+        <w:pStyle w:val="ListParagraph"/>
+        <w:spacing w:after="0"/>
+        <w:jc w:val="both"/>
+        <w:rPr>
+          <w:b/>
+          <w:bCs/>
+          <w:sz w:val="26"/>
+          <w:szCs w:val="26"/>
+        </w:rPr>
+      </w:pPr>
+      <w:r>
+        <w:rPr>
+          <w:b/>
+          <w:bCs/>
+          <w:sz w:val="26"/>
+          <w:szCs w:val="26"/>
+        </w:rPr>
+        <w:t xml:space="preserve">Ans) </w:t>
+      </w:r>
+      <w:hyperlink r:id="rId8" w:history="1">
+        <w:r>
+          <w:rPr>
+            <w:rStyle w:val="Hyperlink"/>
+            <w:b/>
+            <w:bCs/>
+            <w:sz w:val="26"/>
+            <w:szCs w:val="26"/>
+          </w:rPr>
+          <w:t>Answer 3</w:t>
+        </w:r>
+      </w:hyperlink>
+    </w:p>
+    <w:p>
+      <w:pPr>
+        <w:pStyle w:val="ListParagraph"/>
+        <w:spacing w:after="0"/>
+        <w:jc w:val="both"/>
+        <w:rPr>
+          <w:b/>
+          <w:bCs/>
+          <w:sz w:val="26"/>
+          <w:szCs w:val="26"/>
+        </w:rPr>
+      </w:pPr>
+      <w:r>
+        <w:rPr>
+          <w:b/>
+          <w:bCs/>
+          <w:sz w:val="26"/>
+          <w:szCs w:val="26"/>
+        </w:rPr>
+        <w:drawing>
+          <wp:inline distT="0" distB="0" distL="0" distR="0" wp14:anchorId="2ED1BFD8" wp14:editId="3CA402DC">
+            <wp:extent cx="5731510" cy="3131820"/>
+            <wp:effectExtent l="0" t="0" r="2540" b="0"/>
+            <wp:docPr id="445261774" name="Picture 1"/>
+            <wp:cNvGraphicFramePr>
+              <a:graphicFrameLocks xmlns:a="http://schemas.openxmlformats.org/drawingml/2006/main" noChangeAspect="1"/>
+            </wp:cNvGraphicFramePr>
+            <a:graphic xmlns:a="http://schemas.openxmlformats.org/drawingml/2006/main">
+              <a:graphicData uri="http://schemas.openxmlformats.org/drawingml/2006/picture">
+                <pic:pic xmlns:pic="http://schemas.openxmlformats.org/drawingml/2006/picture">
+                  <pic:nvPicPr>
+                    <pic:cNvPr id="445261774" name=""/>
+                    <pic:cNvPicPr/>
+                  </pic:nvPicPr>
+                  <pic:blipFill>
+                    <a:blip r:embed="rId9"/>
+                    <a:stretch>
+                      <a:fillRect/>
+                    </a:stretch>
+                  </pic:blipFill>
+                  <pic:spPr>
+                    <a:xfrm>
+                      <a:off x="0" y="0"/>
+                      <a:ext cx="5731510" cy="3131820"/>
+                    </a:xfrm>
+                    <a:prstGeom prst="rect">
+                      <a:avLst/>
+                    </a:prstGeom>
+                  </pic:spPr>
+                </pic:pic>
+              </a:graphicData>
+            </a:graphic>
+          </wp:inline>
+        </w:drawing>
+      </w:r>
+    </w:p>
+    <w:p>
+      <w:pPr>
+        <w:pStyle w:val="ListParagraph"/>
+        <w:spacing w:after="0"/>
+        <w:jc w:val="both"/>
+        <w:rPr>
+          <w:b/>
+          <w:bCs/>
+          <w:sz w:val="26"/>
+          <w:szCs w:val="26"/>
+        </w:rPr>
+      </w:pPr>
+    </w:p>
+    <w:p>
+      <w:pPr>
+        <w:pStyle w:val="ListParagraph"/>
+        <w:spacing w:after="0"/>
+        <w:jc w:val="both"/>
+        <w:rPr>
+          <w:b/>
+          <w:bCs/>
+          <w:sz w:val="26"/>
+          <w:szCs w:val="26"/>
+        </w:rPr>
+      </w:pPr>
+      <w:r>
+        <w:rPr>
+          <w:b/>
+          <w:bCs/>
+          <w:sz w:val="26"/>
+          <w:szCs w:val="26"/>
+        </w:rPr>
+        <w:t xml:space="preserve">Ans) </w:t>
+      </w:r>
+      <w:hyperlink r:id="rId10" w:history="1">
+        <w:r>
+          <w:rPr>
+            <w:rStyle w:val="Hyperlink"/>
+            <w:b/>
+            <w:bCs/>
+            <w:sz w:val="26"/>
+            <w:szCs w:val="26"/>
+          </w:rPr>
+          <w:t>Answer 4</w:t>
+        </w:r>
+      </w:hyperlink>
+    </w:p>
+    <w:p>
+      <w:pPr>
+        <w:pStyle w:val="ListParagraph"/>
+        <w:spacing w:after="0"/>
+        <w:jc w:val="both"/>
+        <w:rPr>
+          <w:b/>
+          <w:bCs/>
+          <w:sz w:val="26"/>
+          <w:szCs w:val="26"/>
+        </w:rPr>
+      </w:pPr>
+    </w:p>
+    <w:p>
+      <w:pPr>
+        <w:pStyle w:val="ListParagraph"/>
+        <w:spacing w:after="0"/>
+        <w:jc w:val="both"/>
+        <w:rPr>
+          <w:b/>
+          <w:bCs/>
+          <w:sz w:val="26"/>
+          <w:szCs w:val="26"/>
+        </w:rPr>
+      </w:pPr>
+      <w:r>
+        <w:rPr>
+          <w:b/>
+          <w:bCs/>
+          <w:sz w:val="26"/>
+          <w:szCs w:val="26"/>
+        </w:rPr>
+        <w:lastRenderedPageBreak/>
+        <w:drawing>
+          <wp:inline distT="0" distB="0" distL="0" distR="0" wp14:anchorId="69FD3858" wp14:editId="5F06F48D">
+            <wp:extent cx="5731510" cy="3762375"/>
+            <wp:effectExtent l="0" t="0" r="2540" b="9525"/>
+            <wp:docPr id="1525787333" name="Picture 1"/>
+            <wp:cNvGraphicFramePr>
+              <a:graphicFrameLocks xmlns:a="http://schemas.openxmlformats.org/drawingml/2006/main" noChangeAspect="1"/>
+            </wp:cNvGraphicFramePr>
+            <a:graphic xmlns:a="http://schemas.openxmlformats.org/drawingml/2006/main">
+              <a:graphicData uri="http://schemas.openxmlformats.org/drawingml/2006/picture">
+                <pic:pic xmlns:pic="http://schemas.openxmlformats.org/drawingml/2006/picture">
+                  <pic:nvPicPr>
+                    <pic:cNvPr id="1525787333" name=""/>
+                    <pic:cNvPicPr/>
+                  </pic:nvPicPr>
+                  <pic:blipFill>
+                    <a:blip r:embed="rId11"/>
+                    <a:stretch>
+                      <a:fillRect/>
+                    </a:stretch>
+                  </pic:blipFill>
+                  <pic:spPr>
+                    <a:xfrm>
+                      <a:off x="0" y="0"/>
+                      <a:ext cx="5731510" cy="3762375"/>
+                    </a:xfrm>
+                    <a:prstGeom prst="rect">
+                      <a:avLst/>
+                    </a:prstGeom>
+                  </pic:spPr>
+                </pic:pic>
+              </a:graphicData>
+            </a:graphic>
+          </wp:inline>
+        </w:drawing>
+      </w:r>
+    </w:p>
+    <w:p>
+      <w:pPr>
+        <w:pStyle w:val="ListParagraph"/>
+        <w:spacing w:after="0"/>
+        <w:jc w:val="both"/>
+        <w:rPr>
+          <w:b/>
+          <w:bCs/>
+          <w:sz w:val="26"/>
+          <w:szCs w:val="26"/>
+        </w:rPr>
+      </w:pPr>
+    </w:p>
+    <w:p>
+      <w:pPr>
+        <w:pStyle w:val="ListParagraph"/>
+        <w:spacing w:after="0"/>
+        <w:jc w:val="both"/>
+        <w:rPr>
+          <w:b/>
+          <w:bCs/>
+          <w:sz w:val="26"/>
+          <w:szCs w:val="26"/>
+        </w:rPr>
+      </w:pPr>
+      <w:r>
+        <w:rPr>
+          <w:b/>
+          <w:bCs/>
+          <w:sz w:val="26"/>
+          <w:szCs w:val="26"/>
+        </w:rPr>
+        <w:t xml:space="preserve">Ans) </w:t>
+      </w:r>
+      <w:hyperlink r:id="rId12" w:history="1">
+        <w:r>
+          <w:rPr>
+            <w:rStyle w:val="Hyperlink"/>
+            <w:b/>
+            <w:bCs/>
+            <w:sz w:val="26"/>
+            <w:szCs w:val="26"/>
+          </w:rPr>
+          <w:t>Answer 5</w:t>
+        </w:r>
+      </w:hyperlink>
+    </w:p>
+    <w:p>
+      <w:pPr>
+        <w:pStyle w:val="ListParagraph"/>
+        <w:jc w:val="both"/>
+        <w:rPr>
+          <w:sz w:val="24"/>
+          <w:szCs w:val="24"/>
+        </w:rPr>
+      </w:pPr>
+    </w:p>
     <w:sectPr>
-      <w:headerReference w:type="default" r:id="rId7"/>
+      <w:headerReference w:type="default" r:id="rId13"/>
       <w:pgSz w:w="11906" w:h="16838"/>
       <w:pgMar w:top="1440" w:right="1440" w:bottom="1440" w:left="1440" w:header="708" w:footer="708" w:gutter="0"/>
       <w:cols w:space="708"/>
@@ -1796,11 +2115,9 @@
     <w:pPr>
       <w:pStyle w:val="Header"/>
     </w:pPr>
-    <w:proofErr w:type="gramStart"/>
     <w:r>
       <w:t>Gmail:siddhant8796@gmail.com</w:t>
     </w:r>
-    <w:proofErr w:type="gramEnd"/>
   </w:p>
 </w:hdr>
 </file>
@@ -3265,6 +3582,7 @@
   <w:style w:type="character" w:default="1" w:styleId="DefaultParagraphFont">
     <w:name w:val="Default Paragraph Font"/>
     <w:uiPriority w:val="1"/>
+    <w:semiHidden/>
     <w:unhideWhenUsed/>
   </w:style>
   <w:style w:type="table" w:default="1" w:styleId="TableNormal">
@@ -3652,6 +3970,29 @@
       <w:bCs/>
     </w:rPr>
   </w:style>
+  <w:style w:type="character" w:styleId="Hyperlink">
+    <w:name w:val="Hyperlink"/>
+    <w:basedOn w:val="DefaultParagraphFont"/>
+    <w:uiPriority w:val="99"/>
+    <w:unhideWhenUsed/>
+    <w:rsid w:val="00656CEE"/>
+    <w:rPr>
+      <w:color w:val="0563C1" w:themeColor="hyperlink"/>
+      <w:u w:val="single"/>
+    </w:rPr>
+  </w:style>
+  <w:style w:type="character" w:styleId="UnresolvedMention">
+    <w:name w:val="Unresolved Mention"/>
+    <w:basedOn w:val="DefaultParagraphFont"/>
+    <w:uiPriority w:val="99"/>
+    <w:semiHidden/>
+    <w:unhideWhenUsed/>
+    <w:rsid w:val="00656CEE"/>
+    <w:rPr>
+      <w:color w:val="605E5C"/>
+      <w:shd w:val="clear" w:color="auto" w:fill="E1DFDD"/>
+    </w:rPr>
+  </w:style>
 </w:styles>
 </file>
 
